--- a/JOSS_working_draft.docx
+++ b/JOSS_working_draft.docx
@@ -434,7 +434,7 @@
         <w:t xml:space="preserve">2026; Escalante et al. 2018; Nathan et al. 2019; Mims et al. 2019; Landguth et al. 2020; Menon et al. 2020; Landguth, Holden, et al. 2017; Davenport et al. 2026)</w:t>
       </w:r>
       <w:r>
-        <w:t xml:space="preserve">. CDMetaPOP has a high barrier to entry and is still underutilized in the research community. This package is designed to make CDMetaPOP more accessible to a wider audience of researchers, including those who may not have extensive experience with Python or command-line interfaces, or prefer working natively within the R environment. By providing user-friendly tools for input file creation and analysis of CDMetaPOP outputs within the R programming language, cdmetapopR aims to promote broader adoption of CDMetaPOP across multiple research disciplines.</w:t>
+        <w:t xml:space="preserve">. This package is designed to make CDMetaPOP more accessible to a wider audience of researchers, including those who may not have extensive experience with Python or command-line interfaces, or prefer working natively within the R environment. By providing user-friendly tools for input file creation and analysis of CDMetaPOP outputs within the R programming language, cdmetapopR aims to promote broader adoption of CDMetaPOP across multiple research disciplines.</w:t>
       </w:r>
     </w:p>
     <w:bookmarkEnd w:id="18"/>
